--- a/Lab4/ВласійчукАІ235.docx
+++ b/Lab4/ВласійчукАІ235.docx
@@ -1103,18 +1103,13 @@
       </w:r>
     </w:p>
     <w:p>
-      <w:pPr>
+      <w:r>
+        <w:t xml:space="preserve">Наступні завдання представлені за репозиторієм на </w:t>
+      </w:r>
+      <w:r>
         <w:rPr>
           <w:lang w:val="en-US"/>
         </w:rPr>
-      </w:pPr>
-      <w:r>
-        <w:t xml:space="preserve">Наступні завдання представлені за репозиторієм на </w:t>
-      </w:r>
-      <w:r>
-        <w:rPr>
-          <w:lang w:val="en-US"/>
-        </w:rPr>
         <w:t>GitHub</w:t>
       </w:r>
       <w:r>
@@ -1122,6 +1117,34 @@
       </w:r>
     </w:p>
     <w:p>
+      <w:hyperlink r:id="rId13" w:history="1">
+        <w:r>
+          <w:rPr>
+            <w:rStyle w:val="ae"/>
+            <w:lang w:val="en-US"/>
+          </w:rPr>
+          <w:t>https://github.com/ShivaXXD/Lab4</w:t>
+        </w:r>
+        <w:r>
+          <w:rPr>
+            <w:rStyle w:val="ae"/>
+            <w:lang w:val="en-US"/>
+          </w:rPr>
+          <w:t>.</w:t>
+        </w:r>
+        <w:r>
+          <w:rPr>
+            <w:rStyle w:val="ae"/>
+            <w:lang w:val="en-US"/>
+          </w:rPr>
+          <w:t>git</w:t>
+        </w:r>
+      </w:hyperlink>
+      <w:r>
+        <w:t xml:space="preserve"> </w:t>
+      </w:r>
+    </w:p>
+    <w:p>
       <w:pPr>
         <w:jc w:val="center"/>
         <w:rPr>
@@ -1139,11 +1162,8 @@
     </w:p>
     <w:p>
       <w:r>
-        <w:t xml:space="preserve">Під час виконання лабораторної роботи було успішно інтегровано локальну базу даних Room у існуючий Android-застосунок, створений за </w:t>
-      </w:r>
-      <w:r>
         <w:lastRenderedPageBreak/>
-        <w:t>допомогою Jetpack Compose. На практиці закріплено навички побудови сучасної архітектури застосунку (UI -&gt; ViewModel -&gt; Repository -&gt; DAO -&gt; Database). Реалізовано Entity-класи, визначено інтерфейси доступу до даних (DAO) та налаштовано фонове виконання CRUD-операцій за допомогою Kotlin Coroutines. У результаті застосунок отримав можливість персистентного зберігання даних, забезпечуючи їх доступність після закриття та повторного запуску програми.</w:t>
+        <w:t>Під час виконання лабораторної роботи було успішно інтегровано локальну базу даних Room у існуючий Android-застосунок, створений за допомогою Jetpack Compose. На практиці закріплено навички побудови сучасної архітектури застосунку (UI -&gt; ViewModel -&gt; Repository -&gt; DAO -&gt; Database). Реалізовано Entity-класи, визначено інтерфейси доступу до даних (DAO) та налаштовано фонове виконання CRUD-операцій за допомогою Kotlin Coroutines. У результаті застосунок отримав можливість персистентного зберігання даних, забезпечуючи їх доступність після закриття та повторного запуску програми.</w:t>
       </w:r>
     </w:p>
     <w:sectPr>
@@ -2883,6 +2903,7 @@
   <w:style w:type="character" w:default="1" w:styleId="a0">
     <w:name w:val="Default Paragraph Font"/>
     <w:uiPriority w:val="1"/>
+    <w:semiHidden/>
     <w:unhideWhenUsed/>
   </w:style>
   <w:style w:type="table" w:default="1" w:styleId="a1">
